--- a/episodes/The_Dark_Rise_Episode_26.docx
+++ b/episodes/The_Dark_Rise_Episode_26.docx
@@ -244,7 +244,7 @@
           <w:sz w:val="24"/>
           <w:szCs w:val="24"/>
         </w:rPr>
-        <w:t xml:space="preserve">Beneath the ak-pu roots, the entity felt the thread go dark the instant the dibia's body stopped, a small, final extinguishing it registered with the same flat attention it gave every other closed account across three centuries of closing them.</w:t>
+        <w:t xml:space="preserve">Beneath the iroko roots, the entity felt the thread go dark the instant the dibia's body stopped, a small, final extinguishing it registered with the same flat attention it gave every other closed account across three centuries of closing them.</w:t>
       </w:r>
     </w:p>
     <w:p>

--- a/episodes/The_Dark_Rise_Episode_26.docx
+++ b/episodes/The_Dark_Rise_Episode_26.docx
@@ -126,20 +126,7 @@
     </w:p>
     <w:p>
       <w:pPr>
-        <w:spacing w:after="0" w:line="360"/>
-      </w:pPr>
-      <w:r>
-        <w:rPr>
-          <w:rFonts w:ascii="Georgia" w:hAnsi="Georgia" w:cs="Georgia"/>
-          <w:sz w:val="24"/>
-          <w:szCs w:val="24"/>
-        </w:rPr>
-        <w:t xml:space="preserve"/>
-      </w:r>
-    </w:p>
-    <w:p>
-      <w:pPr>
-        <w:spacing w:after="60" w:line="360"/>
+        <w:spacing w:after="60" w:line="360" w:before="480"/>
         <w:ind w:firstLine="360"/>
       </w:pPr>
       <w:r>
@@ -181,20 +168,7 @@
     </w:p>
     <w:p>
       <w:pPr>
-        <w:spacing w:after="0" w:line="360"/>
-      </w:pPr>
-      <w:r>
-        <w:rPr>
-          <w:rFonts w:ascii="Georgia" w:hAnsi="Georgia" w:cs="Georgia"/>
-          <w:sz w:val="24"/>
-          <w:szCs w:val="24"/>
-        </w:rPr>
-        <w:t xml:space="preserve"/>
-      </w:r>
-    </w:p>
-    <w:p>
-      <w:pPr>
-        <w:spacing w:after="60" w:line="360"/>
+        <w:spacing w:after="60" w:line="360" w:before="480"/>
         <w:ind w:firstLine="360"/>
       </w:pPr>
       <w:r>
@@ -222,20 +196,7 @@
     </w:p>
     <w:p>
       <w:pPr>
-        <w:spacing w:after="0" w:line="360"/>
-      </w:pPr>
-      <w:r>
-        <w:rPr>
-          <w:rFonts w:ascii="Georgia" w:hAnsi="Georgia" w:cs="Georgia"/>
-          <w:sz w:val="24"/>
-          <w:szCs w:val="24"/>
-        </w:rPr>
-        <w:t xml:space="preserve"/>
-      </w:r>
-    </w:p>
-    <w:p>
-      <w:pPr>
-        <w:spacing w:after="60" w:line="360"/>
+        <w:spacing w:after="60" w:line="360" w:before="480"/>
         <w:ind w:firstLine="360"/>
       </w:pPr>
       <w:r>
@@ -305,20 +266,7 @@
     </w:p>
     <w:p>
       <w:pPr>
-        <w:spacing w:after="0" w:line="360"/>
-      </w:pPr>
-      <w:r>
-        <w:rPr>
-          <w:rFonts w:ascii="Georgia" w:hAnsi="Georgia" w:cs="Georgia"/>
-          <w:sz w:val="24"/>
-          <w:szCs w:val="24"/>
-        </w:rPr>
-        <w:t xml:space="preserve"/>
-      </w:r>
-    </w:p>
-    <w:p>
-      <w:pPr>
-        <w:spacing w:after="60" w:line="360"/>
+        <w:spacing w:after="60" w:line="360" w:before="480"/>
         <w:ind w:firstLine="360"/>
       </w:pPr>
       <w:r>
@@ -332,20 +280,7 @@
     </w:p>
     <w:p>
       <w:pPr>
-        <w:spacing w:after="0" w:line="360"/>
-      </w:pPr>
-      <w:r>
-        <w:rPr>
-          <w:rFonts w:ascii="Georgia" w:hAnsi="Georgia" w:cs="Georgia"/>
-          <w:sz w:val="24"/>
-          <w:szCs w:val="24"/>
-        </w:rPr>
-        <w:t xml:space="preserve"/>
-      </w:r>
-    </w:p>
-    <w:p>
-      <w:pPr>
-        <w:spacing w:after="60" w:line="360"/>
+        <w:spacing w:after="60" w:line="360" w:before="480"/>
         <w:ind w:firstLine="360"/>
       </w:pPr>
       <w:r>
@@ -355,6 +290,20 @@
           <w:szCs w:val="24"/>
         </w:rPr>
         <w:t xml:space="preserve">It would not be the last account this crisis closed before it was finished. The entity had learned long ago that a lesson this expensive rarely stayed contained to the single household or the single body it was spent on.</w:t>
+      </w:r>
+    </w:p>
+    <w:p>
+      <w:pPr>
+        <w:spacing w:after="60" w:line="360"/>
+        <w:ind w:firstLine="360"/>
+      </w:pPr>
+      <w:r>
+        <w:rPr>
+          <w:rFonts w:ascii="Georgia" w:hAnsi="Georgia" w:cs="Georgia"/>
+          <w:sz w:val="24"/>
+          <w:szCs w:val="24"/>
+        </w:rPr>
+        <w:t xml:space="preserve">The cold voice closed the account, flat and exact.</w:t>
       </w:r>
     </w:p>
     <w:p>
@@ -370,25 +319,12 @@
           <w:bCs/>
           <w:caps/>
         </w:rPr>
-        <w:t xml:space="preserve">DIBIA THREAD: TERMINATED. OBJECTIVE ACHIEVED: MAXIMUM MEMORABLE YIELD. VESSEL: UNPROMPTED EMOTIONAL RESPONSE TO HOST DEATH, ORIGIN UNCLEAR.</w:t>
-      </w:r>
-    </w:p>
-    <w:p>
-      <w:pPr>
-        <w:spacing w:after="0" w:line="360"/>
-      </w:pPr>
-      <w:r>
-        <w:rPr>
-          <w:rFonts w:ascii="Georgia" w:hAnsi="Georgia" w:cs="Georgia"/>
-          <w:sz w:val="24"/>
-          <w:szCs w:val="24"/>
-        </w:rPr>
-        <w:t xml:space="preserve"/>
-      </w:r>
-    </w:p>
-    <w:p>
-      <w:pPr>
-        <w:spacing w:after="60" w:line="360"/>
+        <w:t xml:space="preserve">Dibia thread: terminated. Objective achieved: maximum memorable yield. Vessel: unprompted emotional response to host death, origin unclear.</w:t>
+      </w:r>
+    </w:p>
+    <w:p>
+      <w:pPr>
+        <w:spacing w:after="60" w:line="360" w:before="480"/>
         <w:ind w:firstLine="360"/>
       </w:pPr>
       <w:r>
@@ -458,20 +394,7 @@
     </w:p>
     <w:p>
       <w:pPr>
-        <w:spacing w:after="0" w:line="360"/>
-      </w:pPr>
-      <w:r>
-        <w:rPr>
-          <w:rFonts w:ascii="Georgia" w:hAnsi="Georgia" w:cs="Georgia"/>
-          <w:sz w:val="24"/>
-          <w:szCs w:val="24"/>
-        </w:rPr>
-        <w:t xml:space="preserve"/>
-      </w:r>
-    </w:p>
-    <w:p>
-      <w:pPr>
-        <w:spacing w:after="60" w:line="360"/>
+        <w:spacing w:after="60" w:line="360" w:before="480"/>
         <w:ind w:firstLine="360"/>
       </w:pPr>
       <w:r>
@@ -537,19 +460,6 @@
           <w:szCs w:val="24"/>
         </w:rPr>
         <w:t xml:space="preserve">Someone eventually came forward to cover the dibia's body with a length of cloth, and someone else began the low, mournful sound that would carry through Idoro for the rest of the night and into the funeral rites to come, but no one moved to comfort Ozoemena where he sat bleeding in the dirt, and Amara, still kneeling beside him with the cloth pressed to his wound, understood that this particular silence would follow him far longer than the cut ever would.</w:t>
-      </w:r>
-    </w:p>
-    <w:p>
-      <w:pPr>
-        <w:spacing w:after="0" w:line="360"/>
-      </w:pPr>
-      <w:r>
-        <w:rPr>
-          <w:rFonts w:ascii="Georgia" w:hAnsi="Georgia" w:cs="Georgia"/>
-          <w:sz w:val="24"/>
-          <w:szCs w:val="24"/>
-        </w:rPr>
-        <w:t xml:space="preserve"/>
       </w:r>
     </w:p>
     <w:sectPr>
